--- a/Project/Weekly_Report_Week8.docx
+++ b/Project/Weekly_Report_Week8.docx
@@ -23,7 +23,15 @@
         <w:jc w:val="center"/>
       </w:pPr>
       <w:r>
-        <w:t>Opp. Science city, Sola-Bhadaj Road, Ahmedabad, Gujarat 380060</w:t>
+        <w:t>Opp. Science city, Sola-</w:t>
+      </w:r>
+      <w:proofErr w:type="spellStart"/>
+      <w:r>
+        <w:t>Bhadaj</w:t>
+      </w:r>
+      <w:proofErr w:type="spellEnd"/>
+      <w:r>
+        <w:t xml:space="preserve"> Road, Ahmedabad, Gujarat 380060</w:t>
       </w:r>
     </w:p>
     <w:p>
@@ -148,12 +156,21 @@
             </w:tcMar>
           </w:tcPr>
           <w:p>
+            <w:proofErr w:type="spellStart"/>
             <w:r>
               <w:rPr>
                 <w:b/>
                 <w:bCs/>
               </w:rPr>
-              <w:t>Enrollment Number:</w:t>
+              <w:t>Enrollment</w:t>
+            </w:r>
+            <w:proofErr w:type="spellEnd"/>
+            <w:r>
+              <w:rPr>
+                <w:b/>
+                <w:bCs/>
+              </w:rPr>
+              <w:t xml:space="preserve"> Number:</w:t>
             </w:r>
           </w:p>
         </w:tc>
@@ -284,7 +301,15 @@
           </w:tcPr>
           <w:p>
             <w:r>
-              <w:t>Microsoft Elevate Program (via Edunet Foundation &amp; FICE Education)</w:t>
+              <w:t xml:space="preserve">Microsoft Elevate Program (via </w:t>
+            </w:r>
+            <w:proofErr w:type="spellStart"/>
+            <w:r>
+              <w:t>Edunet</w:t>
+            </w:r>
+            <w:proofErr w:type="spellEnd"/>
+            <w:r>
+              <w:t xml:space="preserve"> Foundation &amp; FICE Education)</w:t>
             </w:r>
           </w:p>
         </w:tc>
@@ -498,7 +523,31 @@
         </w:numPr>
       </w:pPr>
       <w:r>
-        <w:t>Introduction to AI coding assistants ecosystem (GitHub Copilot, Tabnine, Amazon CodeWhisperer)</w:t>
+        <w:t xml:space="preserve">Introduction to AI coding </w:t>
+      </w:r>
+      <w:proofErr w:type="gramStart"/>
+      <w:r>
+        <w:t>assistants</w:t>
+      </w:r>
+      <w:proofErr w:type="gramEnd"/>
+      <w:r>
+        <w:t xml:space="preserve"> ecosystem (GitHub Copilot, </w:t>
+      </w:r>
+      <w:proofErr w:type="spellStart"/>
+      <w:r>
+        <w:t>Tabnine</w:t>
+      </w:r>
+      <w:proofErr w:type="spellEnd"/>
+      <w:r>
+        <w:t xml:space="preserve">, Amazon </w:t>
+      </w:r>
+      <w:proofErr w:type="spellStart"/>
+      <w:r>
+        <w:t>CodeWhisperer</w:t>
+      </w:r>
+      <w:proofErr w:type="spellEnd"/>
+      <w:r>
+        <w:t>)</w:t>
       </w:r>
     </w:p>
     <w:p>
@@ -582,8 +631,21 @@
         </w:numPr>
       </w:pPr>
       <w:r>
-        <w:t>Automated unit test generation with pytest and unittest</w:t>
-      </w:r>
+        <w:t xml:space="preserve">Automated unit test generation with </w:t>
+      </w:r>
+      <w:proofErr w:type="spellStart"/>
+      <w:r>
+        <w:t>pytest</w:t>
+      </w:r>
+      <w:proofErr w:type="spellEnd"/>
+      <w:r>
+        <w:t xml:space="preserve"> and </w:t>
+      </w:r>
+      <w:proofErr w:type="spellStart"/>
+      <w:r>
+        <w:t>unittest</w:t>
+      </w:r>
+      <w:proofErr w:type="spellEnd"/>
     </w:p>
     <w:p>
       <w:pPr>
@@ -936,7 +998,15 @@
         </w:numPr>
       </w:pPr>
       <w:r>
-        <w:t>Serverless computing: Function-as-a-Service (FaaS), event-driven architecture</w:t>
+        <w:t>Serverless computing: Function-as-a-Service (</w:t>
+      </w:r>
+      <w:proofErr w:type="spellStart"/>
+      <w:r>
+        <w:t>FaaS</w:t>
+      </w:r>
+      <w:proofErr w:type="spellEnd"/>
+      <w:r>
+        <w:t>), event-driven architecture</w:t>
       </w:r>
     </w:p>
     <w:p>
@@ -973,7 +1043,15 @@
         </w:numPr>
       </w:pPr>
       <w:r>
-        <w:t>Latency and regions: Choosing data center locations</w:t>
+        <w:t xml:space="preserve">Latency and regions: Choosing data </w:t>
+      </w:r>
+      <w:proofErr w:type="spellStart"/>
+      <w:r>
+        <w:t>center</w:t>
+      </w:r>
+      <w:proofErr w:type="spellEnd"/>
+      <w:r>
+        <w:t xml:space="preserve"> locations</w:t>
       </w:r>
     </w:p>
     <w:p/>
@@ -1104,7 +1182,15 @@
         <w:spacing w:after="200"/>
       </w:pPr>
       <w:r>
-        <w:t>Understood why cloud is ideal for AI/ML projects: elastic compute for training, pay only for GPU hours used, global data center availability. Recognized Azure Functions (serverless) is perfect for event-driven detection pipeline. Learned how object storage (Blob) handles large video files cost-effectively. Prepared solid foundation for diving into Azure-specific services.</w:t>
+        <w:t xml:space="preserve">Understood why cloud is ideal for AI/ML projects: elastic compute for training, pay only for GPU hours used, global data </w:t>
+      </w:r>
+      <w:proofErr w:type="spellStart"/>
+      <w:r>
+        <w:t>center</w:t>
+      </w:r>
+      <w:proofErr w:type="spellEnd"/>
+      <w:r>
+        <w:t xml:space="preserve"> availability. Recognized Azure Functions (serverless) is perfect for event-driven detection pipeline. Learned how object storage (Blob) handles large video files cost-effectively. Prepared solid foundation for diving into Azure-specific services.</w:t>
       </w:r>
     </w:p>
     <w:p>
@@ -1117,7 +1203,7 @@
         </w:rPr>
         <w:lastRenderedPageBreak/>
         <w:drawing>
-          <wp:inline distT="0" distB="0" distL="0" distR="0" wp14:anchorId="3687852F" wp14:editId="38F3EEDB">
+          <wp:inline distT="0" distB="0" distL="0" distR="0" wp14:anchorId="3687852F" wp14:editId="18300E47">
             <wp:extent cx="5943600" cy="4578760"/>
             <wp:effectExtent l="0" t="0" r="0" b="0"/>
             <wp:docPr id="353082298" name="Picture 2"/>
@@ -1237,8 +1323,13 @@
         </w:numPr>
       </w:pPr>
       <w:r>
-        <w:t>Azure global infrastructure: regions, availability zones, data centers</w:t>
-      </w:r>
+        <w:t xml:space="preserve">Azure global infrastructure: regions, availability zones, data </w:t>
+      </w:r>
+      <w:proofErr w:type="spellStart"/>
+      <w:r>
+        <w:t>centers</w:t>
+      </w:r>
+      <w:proofErr w:type="spellEnd"/>
     </w:p>
     <w:p>
       <w:pPr>
@@ -1418,8 +1509,13 @@
         </w:numPr>
       </w:pPr>
       <w:r>
-        <w:t>Azure Security: Role-Based Access Control (RBAC), Key Vault, Security Center</w:t>
-      </w:r>
+        <w:t xml:space="preserve">Azure Security: Role-Based Access Control (RBAC), Key Vault, Security </w:t>
+      </w:r>
+      <w:proofErr w:type="spellStart"/>
+      <w:r>
+        <w:t>Center</w:t>
+      </w:r>
+      <w:proofErr w:type="spellEnd"/>
     </w:p>
     <w:p>
       <w:pPr>
@@ -1446,7 +1542,7 @@
           <w:noProof/>
         </w:rPr>
         <w:drawing>
-          <wp:inline distT="0" distB="0" distL="0" distR="0" wp14:anchorId="68AC9F80" wp14:editId="794DCE65">
+          <wp:inline distT="0" distB="0" distL="0" distR="0" wp14:anchorId="68AC9F80" wp14:editId="67E35B3C">
             <wp:extent cx="5943600" cy="3909060"/>
             <wp:effectExtent l="0" t="0" r="0" b="0"/>
             <wp:docPr id="1418663510" name="Picture 4"/>
@@ -1542,7 +1638,15 @@
         <w:spacing w:after="100"/>
       </w:pPr>
       <w:r>
-        <w:t>Compared Azure Blob Storage vs File Storage vs Table Storage for different use cases. Analyzed when to use Azure Functions vs App Service vs Virtual Machines. Evaluated Azure Cosmos DB vs SQL Database for different data models. Calculated estimated monthly costs for sample AI/ML workload using Azure Pricing Calculator.</w:t>
+        <w:t xml:space="preserve">Compared Azure Blob Storage vs File Storage vs Table Storage for different use cases. </w:t>
+      </w:r>
+      <w:proofErr w:type="spellStart"/>
+      <w:r>
+        <w:t>Analyzed</w:t>
+      </w:r>
+      <w:proofErr w:type="spellEnd"/>
+      <w:r>
+        <w:t xml:space="preserve"> when to use Azure Functions vs App Service vs Virtual Machines. Evaluated Azure Cosmos DB vs SQL Database for different data models. Calculated estimated monthly costs for sample AI/ML workload using Azure Pricing Calculator.</w:t>
       </w:r>
     </w:p>
     <w:p>
@@ -1769,7 +1873,23 @@
         <w:spacing w:after="200"/>
       </w:pPr>
       <w:r>
-        <w:t>Will begin dataset annotation in Week 9 using Roboflow or LabelImg tool. Will create Azure Storage Account and Blob containers after completing Azure Experiments modules. Focus this week remained on completing training modules to build strong cloud computing foundation.</w:t>
+        <w:t xml:space="preserve">Will begin dataset annotation in Week 9 using </w:t>
+      </w:r>
+      <w:proofErr w:type="spellStart"/>
+      <w:r>
+        <w:t>Roboflow</w:t>
+      </w:r>
+      <w:proofErr w:type="spellEnd"/>
+      <w:r>
+        <w:t xml:space="preserve"> or </w:t>
+      </w:r>
+      <w:proofErr w:type="spellStart"/>
+      <w:r>
+        <w:t>LabelImg</w:t>
+      </w:r>
+      <w:proofErr w:type="spellEnd"/>
+      <w:r>
+        <w:t xml:space="preserve"> tool. Will create Azure Storage Account and Blob containers after completing Azure Experiments modules. Focus this week remained on completing training modules to build strong cloud computing foundation.</w:t>
       </w:r>
     </w:p>
     <w:p>
@@ -1782,7 +1902,7 @@
         </w:rPr>
         <w:lastRenderedPageBreak/>
         <w:drawing>
-          <wp:inline distT="0" distB="0" distL="0" distR="0" wp14:anchorId="0338DBF0" wp14:editId="26DFF885">
+          <wp:inline distT="0" distB="0" distL="0" distR="0" wp14:anchorId="0338DBF0" wp14:editId="52497A3D">
             <wp:extent cx="5943600" cy="3159125"/>
             <wp:effectExtent l="0" t="0" r="0" b="3175"/>
             <wp:docPr id="2028695723" name="Picture 6"/>
@@ -2187,7 +2307,23 @@
         </w:numPr>
       </w:pPr>
       <w:r>
-        <w:t>Setup Roboflow or LabelImg annotation tool</w:t>
+        <w:t xml:space="preserve">Setup </w:t>
+      </w:r>
+      <w:proofErr w:type="spellStart"/>
+      <w:r>
+        <w:t>Roboflow</w:t>
+      </w:r>
+      <w:proofErr w:type="spellEnd"/>
+      <w:r>
+        <w:t xml:space="preserve"> or </w:t>
+      </w:r>
+      <w:proofErr w:type="spellStart"/>
+      <w:r>
+        <w:t>LabelImg</w:t>
+      </w:r>
+      <w:proofErr w:type="spellEnd"/>
+      <w:r>
+        <w:t xml:space="preserve"> annotation tool</w:t>
       </w:r>
     </w:p>
     <w:p>
@@ -2211,7 +2347,15 @@
         </w:numPr>
       </w:pPr>
       <w:r>
-        <w:t>Define object classes (person, vehicle, suspicious_object)</w:t>
+        <w:t xml:space="preserve">Define object classes (person, vehicle, </w:t>
+      </w:r>
+      <w:proofErr w:type="spellStart"/>
+      <w:r>
+        <w:t>suspicious_object</w:t>
+      </w:r>
+      <w:proofErr w:type="spellEnd"/>
+      <w:r>
+        <w:t>)</w:t>
       </w:r>
     </w:p>
     <w:p>
@@ -2771,7 +2915,7 @@
         <w:spacing w:after="120"/>
       </w:pPr>
       <w:r>
-        <w:t>Signature of External Guide with Company Seal: _____________________</w:t>
+        <w:t xml:space="preserve">Signature of External Guide with Company Seal: </w:t>
       </w:r>
     </w:p>
     <w:p>
@@ -2780,6 +2924,52 @@
       </w:pPr>
       <w:r>
         <w:t>Date: ___________</w:t>
+      </w:r>
+      <w:r>
+        <w:rPr>
+          <w:noProof/>
+        </w:rPr>
+        <w:drawing>
+          <wp:inline distT="0" distB="0" distL="0" distR="0" wp14:anchorId="72A278C5" wp14:editId="5E001407">
+            <wp:extent cx="1379220" cy="890905"/>
+            <wp:effectExtent l="0" t="0" r="0" b="0"/>
+            <wp:docPr id="2096697644" name="Picture 1"/>
+            <wp:cNvGraphicFramePr>
+              <a:graphicFrameLocks xmlns:a="http://schemas.openxmlformats.org/drawingml/2006/main" noChangeAspect="1"/>
+            </wp:cNvGraphicFramePr>
+            <a:graphic xmlns:a="http://schemas.openxmlformats.org/drawingml/2006/main">
+              <a:graphicData uri="http://schemas.openxmlformats.org/drawingml/2006/picture">
+                <pic:pic xmlns:pic="http://schemas.openxmlformats.org/drawingml/2006/picture">
+                  <pic:nvPicPr>
+                    <pic:cNvPr id="2096697644" name="Picture 2096697644"/>
+                    <pic:cNvPicPr/>
+                  </pic:nvPicPr>
+                  <pic:blipFill>
+                    <a:blip r:embed="rId11" cstate="print">
+                      <a:extLst>
+                        <a:ext uri="{28A0092B-C50C-407E-A947-70E740481C1C}">
+                          <a14:useLocalDpi xmlns:a14="http://schemas.microsoft.com/office/drawing/2010/main" val="0"/>
+                        </a:ext>
+                      </a:extLst>
+                    </a:blip>
+                    <a:stretch>
+                      <a:fillRect/>
+                    </a:stretch>
+                  </pic:blipFill>
+                  <pic:spPr>
+                    <a:xfrm>
+                      <a:off x="0" y="0"/>
+                      <a:ext cx="1388407" cy="896839"/>
+                    </a:xfrm>
+                    <a:prstGeom prst="rect">
+                      <a:avLst/>
+                    </a:prstGeom>
+                  </pic:spPr>
+                </pic:pic>
+              </a:graphicData>
+            </a:graphic>
+          </wp:inline>
+        </w:drawing>
       </w:r>
     </w:p>
     <w:p>
